--- a/back/templates/PlantillaB.docx
+++ b/back/templates/PlantillaB.docx
@@ -7,6 +7,7 @@
         <w:pStyle w:val="Heading4"/>
         <w:rPr>
           <w:b w:val="1"/>
+          <w:bCs w:val="1"/>
         </w:rPr>
       </w:pPr>
       <w:bookmarkStart w:colFirst="0" w:colLast="0" w:name="_heading=h.gjdgxs" w:id="0"/>
@@ -23,6 +24,7 @@
         <w:ind w:left="0" w:firstLine="0"/>
         <w:rPr>
           <w:b w:val="1"/>
+          <w:bCs w:val="1"/>
         </w:rPr>
       </w:pPr>
       <w:bookmarkStart w:colFirst="0" w:colLast="0" w:name="_heading=h.30j0zll" w:id="1"/>
@@ -30,6 +32,7 @@
       <w:r>
         <w:rPr>
           <w:b w:val="1"/>
+          <w:bCs w:val="1"/>
           <w:rtl w:val="0"/>
         </w:rPr>
         <w:t xml:space="preserve">INFORME DE MONITOREO AMBULATORIO DE PRESIÓN ARTERIAL DE 24 HRS</w:t>
@@ -56,6 +59,7 @@
       <w:r>
         <w:rPr>
           <w:b w:val="1"/>
+          <w:bCs w:val="1"/>
           <w:rtl w:val="0"/>
         </w:rPr>
         <w:t xml:space="preserve">Nombre: {NOMBRE}</w:t>
@@ -71,26 +75,30 @@
         <w:ind w:left="0" w:firstLine="0"/>
         <w:rPr>
           <w:b w:val="1"/>
-        </w:rPr>
-      </w:pPr>
-      <w:r>
-        <w:rPr>
-          <w:b w:val="1"/>
-          <w:rtl w:val="0"/>
-        </w:rPr>
-        <w:t xml:space="preserve">DNI: </w:t>
-      </w:r>
-    </w:p>
-    <w:p>
-      <w:pPr>
-        <w:ind w:left="0" w:firstLine="0"/>
-        <w:rPr>
-          <w:b w:val="1"/>
-        </w:rPr>
-      </w:pPr>
-      <w:r>
-        <w:rPr>
-          <w:b w:val="1"/>
+          <w:bCs w:val="1"/>
+        </w:rPr>
+      </w:pPr>
+      <w:r>
+        <w:rPr>
+          <w:b w:val="1"/>
+          <w:bCs w:val="1"/>
+          <w:rtl w:val="0"/>
+        </w:rPr>
+        <w:t xml:space="preserve">DNI: {DNI}</w:t>
+      </w:r>
+    </w:p>
+    <w:p>
+      <w:pPr>
+        <w:ind w:left="0" w:firstLine="0"/>
+        <w:rPr>
+          <w:b w:val="1"/>
+          <w:bCs w:val="1"/>
+        </w:rPr>
+      </w:pPr>
+      <w:r>
+        <w:rPr>
+          <w:b w:val="1"/>
+          <w:bCs w:val="1"/>
           <w:rtl w:val="0"/>
         </w:rPr>
         <w:t xml:space="preserve">Edad: {EDAD} años</w:t>
@@ -101,11 +109,13 @@
         <w:ind w:left="0" w:firstLine="0"/>
         <w:rPr>
           <w:b w:val="1"/>
-        </w:rPr>
-      </w:pPr>
-      <w:r>
-        <w:rPr>
-          <w:b w:val="1"/>
+          <w:bCs w:val="1"/>
+        </w:rPr>
+      </w:pPr>
+      <w:r>
+        <w:rPr>
+          <w:b w:val="1"/>
+          <w:bCs w:val="1"/>
           <w:rtl w:val="0"/>
         </w:rPr>
         <w:t xml:space="preserve">Fecha: {FECHA}</w:t>
@@ -119,6 +129,7 @@
       <w:r>
         <w:rPr>
           <w:b w:val="1"/>
+          <w:bCs w:val="1"/>
           <w:rtl w:val="0"/>
         </w:rPr>
         <w:t xml:space="preserve">Motivo del examen: </w:t>
@@ -135,6 +146,7 @@
         <w:ind w:left="0" w:firstLine="0"/>
         <w:rPr>
           <w:b w:val="1"/>
+          <w:bCs w:val="1"/>
         </w:rPr>
       </w:pPr>
       <w:r>
@@ -162,6 +174,7 @@
       <w:r>
         <w:rPr>
           <w:i w:val="1"/>
+          <w:iCs w:val="1"/>
           <w:sz w:val="20"/>
           <w:szCs w:val="20"/>
           <w:rtl w:val="0"/>
@@ -201,6 +214,7 @@
       <w:r>
         <w:rPr>
           <w:b w:val="1"/>
+          <w:bCs w:val="1"/>
           <w:rtl w:val="0"/>
         </w:rPr>
         <w:t xml:space="preserve"> {HORAS} hrs</w:t>
@@ -214,6 +228,7 @@
       <w:r>
         <w:rPr>
           <w:b w:val="1"/>
+          <w:bCs w:val="1"/>
           <w:rtl w:val="0"/>
         </w:rPr>
         <w:t xml:space="preserve">{MEDICIONES_DIURNAS} </w:t>
@@ -227,6 +242,7 @@
       <w:r>
         <w:rPr>
           <w:b w:val="1"/>
+          <w:bCs w:val="1"/>
           <w:rtl w:val="0"/>
         </w:rPr>
         <w:t xml:space="preserve">diurnas </w:t>
@@ -240,6 +256,7 @@
       <w:r>
         <w:rPr>
           <w:b w:val="1"/>
+          <w:bCs w:val="1"/>
           <w:rtl w:val="0"/>
         </w:rPr>
         <w:t xml:space="preserve">{MEDICIONES_NOCTURNAS} nocturnas </w:t>
@@ -256,24 +273,27 @@
         <w:ind w:left="0" w:firstLine="0"/>
         <w:rPr>
           <w:b w:val="1"/>
-        </w:rPr>
-      </w:pPr>
-      <w:r>
-        <w:rPr>
-          <w:rtl w:val="0"/>
-        </w:rPr>
-      </w:r>
-    </w:p>
-    <w:p>
-      <w:pPr>
-        <w:ind w:left="0" w:firstLine="0"/>
-        <w:rPr>
-          <w:b w:val="1"/>
-        </w:rPr>
-      </w:pPr>
-      <w:r>
-        <w:rPr>
-          <w:b w:val="1"/>
+          <w:bCs w:val="1"/>
+        </w:rPr>
+      </w:pPr>
+      <w:r>
+        <w:rPr>
+          <w:rtl w:val="0"/>
+        </w:rPr>
+      </w:r>
+    </w:p>
+    <w:p>
+      <w:pPr>
+        <w:ind w:left="0" w:firstLine="0"/>
+        <w:rPr>
+          <w:b w:val="1"/>
+          <w:bCs w:val="1"/>
+        </w:rPr>
+      </w:pPr>
+      <w:r>
+        <w:rPr>
+          <w:b w:val="1"/>
+          <w:bCs w:val="1"/>
           <w:rtl w:val="0"/>
         </w:rPr>
         <w:t xml:space="preserve">Descripción: </w:t>
@@ -284,6 +304,7 @@
         <w:ind w:left="0" w:firstLine="0"/>
         <w:rPr>
           <w:b w:val="1"/>
+          <w:bCs w:val="1"/>
         </w:rPr>
       </w:pPr>
       <w:r>
@@ -310,6 +331,7 @@
       <w:r>
         <w:rPr>
           <w:b w:val="1"/>
+          <w:bCs w:val="1"/>
           <w:rtl w:val="0"/>
         </w:rPr>
         <w:t xml:space="preserve"> {HORAS} hrs</w:t>
@@ -323,6 +345,7 @@
       <w:r>
         <w:rPr>
           <w:b w:val="1"/>
+          <w:bCs w:val="1"/>
           <w:rtl w:val="0"/>
         </w:rPr>
         <w:t xml:space="preserve">{PRESION_PROMEDIO}.</w:t>
@@ -351,6 +374,7 @@
       <w:r>
         <w:rPr>
           <w:b w:val="1"/>
+          <w:bCs w:val="1"/>
           <w:rtl w:val="0"/>
         </w:rPr>
         <w:t xml:space="preserve">diurna</w:t>
@@ -364,6 +388,7 @@
       <w:r>
         <w:rPr>
           <w:b w:val="1"/>
+          <w:bCs w:val="1"/>
           <w:rtl w:val="0"/>
         </w:rPr>
         <w:t xml:space="preserve">{PRESION_DIURNA}</w:t>
@@ -393,6 +418,7 @@
       <w:r>
         <w:rPr>
           <w:b w:val="1"/>
+          <w:bCs w:val="1"/>
           <w:rtl w:val="0"/>
         </w:rPr>
         <w:t xml:space="preserve">nocturna</w:t>
@@ -406,6 +432,7 @@
       <w:r>
         <w:rPr>
           <w:b w:val="1"/>
+          <w:bCs w:val="1"/>
           <w:rtl w:val="0"/>
         </w:rPr>
         <w:t xml:space="preserve">{PRESION_NOCTURNA}.</w:t>
@@ -434,6 +461,7 @@
       <w:r>
         <w:rPr>
           <w:b w:val="1"/>
+          <w:bCs w:val="1"/>
           <w:rtl w:val="0"/>
         </w:rPr>
         <w:t xml:space="preserve"> diurna Sistólica </w:t>
@@ -447,6 +475,7 @@
       <w:r>
         <w:rPr>
           <w:b w:val="1"/>
+          <w:bCs w:val="1"/>
           <w:rtl w:val="0"/>
         </w:rPr>
         <w:t xml:space="preserve">Diastólica </w:t>
@@ -476,6 +505,7 @@
       <w:r>
         <w:rPr>
           <w:b w:val="1"/>
+          <w:bCs w:val="1"/>
           <w:rtl w:val="0"/>
         </w:rPr>
         <w:t xml:space="preserve">nocturna Sistólica </w:t>
@@ -489,6 +519,7 @@
       <w:r>
         <w:rPr>
           <w:b w:val="1"/>
+          <w:bCs w:val="1"/>
           <w:rtl w:val="0"/>
         </w:rPr>
         <w:t xml:space="preserve">Diastólica</w:t>
@@ -525,6 +556,7 @@
       <w:r>
         <w:rPr>
           <w:b w:val="1"/>
+          <w:bCs w:val="1"/>
           <w:color w:val="333333"/>
           <w:shd w:fill="f9f9f9" w:val="clear"/>
           <w:rtl w:val="0"/>
@@ -565,6 +597,7 @@
         <w:ind w:left="0" w:firstLine="0"/>
         <w:rPr>
           <w:b w:val="1"/>
+          <w:bCs w:val="1"/>
         </w:rPr>
       </w:pPr>
       <w:r>
@@ -578,24 +611,27 @@
         <w:ind w:left="720" w:firstLine="0"/>
         <w:rPr>
           <w:b w:val="1"/>
-        </w:rPr>
-      </w:pPr>
-      <w:r>
-        <w:rPr>
-          <w:rtl w:val="0"/>
-        </w:rPr>
-      </w:r>
-    </w:p>
-    <w:p>
-      <w:pPr>
-        <w:ind w:left="0" w:firstLine="0"/>
-        <w:rPr>
-          <w:b w:val="1"/>
-        </w:rPr>
-      </w:pPr>
-      <w:r>
-        <w:rPr>
-          <w:b w:val="1"/>
+          <w:bCs w:val="1"/>
+        </w:rPr>
+      </w:pPr>
+      <w:r>
+        <w:rPr>
+          <w:rtl w:val="0"/>
+        </w:rPr>
+      </w:r>
+    </w:p>
+    <w:p>
+      <w:pPr>
+        <w:ind w:left="0" w:firstLine="0"/>
+        <w:rPr>
+          <w:b w:val="1"/>
+          <w:bCs w:val="1"/>
+        </w:rPr>
+      </w:pPr>
+      <w:r>
+        <w:rPr>
+          <w:b w:val="1"/>
+          <w:bCs w:val="1"/>
           <w:rtl w:val="0"/>
         </w:rPr>
         <w:t xml:space="preserve">Conclusión: </w:t>
@@ -626,6 +662,7 @@
       <w:r>
         <w:rPr>
           <w:b w:val="1"/>
+          <w:bCs w:val="1"/>
           <w:color w:val="333333"/>
           <w:shd w:fill="f9f9f9" w:val="clear"/>
           <w:rtl w:val="0"/>
@@ -641,6 +678,7 @@
       <w:r>
         <w:rPr>
           <w:b w:val="1"/>
+          <w:bCs w:val="1"/>
           <w:rtl w:val="0"/>
         </w:rPr>
         <w:t xml:space="preserve">{HORAS} hrs</w:t>
@@ -660,6 +698,7 @@
       <w:r>
         <w:rPr>
           <w:b w:val="1"/>
+          <w:bCs w:val="1"/>
           <w:rtl w:val="0"/>
         </w:rPr>
         <w:t xml:space="preserve">{PATRON_DIPPER_C}</w:t>
@@ -676,6 +715,7 @@
         <w:ind w:left="0" w:firstLine="0"/>
         <w:rPr>
           <w:b w:val="1"/>
+          <w:bCs w:val="1"/>
         </w:rPr>
       </w:pPr>
       <w:r>
@@ -693,7 +733,7 @@
       </w:r>
       <w:r>
         <w:drawing>
-          <wp:anchor allowOverlap="1" behindDoc="1" distB="114300" distT="114300" distL="114300" distR="114300" hidden="0" layoutInCell="1" locked="0" relativeHeight="0" simplePos="0">
+          <wp:anchor allowOverlap="1" behindDoc="1" distB="0" distT="0" distL="0" distR="0" hidden="0" layoutInCell="1" locked="0" relativeHeight="0" simplePos="0">
             <wp:simplePos x="0" y="0"/>
             <wp:positionH relativeFrom="column">
               <wp:posOffset>4248150</wp:posOffset>
@@ -704,12 +744,12 @@
             <wp:extent cx="1910197" cy="1052779"/>
             <wp:effectExtent b="0" l="0" r="0" t="0"/>
             <wp:wrapNone/>
-            <wp:docPr id="3" name="image3.png"/>
+            <wp:docPr id="5" name="image1.png"/>
             <a:graphic>
               <a:graphicData uri="http://schemas.openxmlformats.org/drawingml/2006/picture">
                 <pic:pic>
                   <pic:nvPicPr>
-                    <pic:cNvPr id="0" name="image3.png"/>
+                    <pic:cNvPr id="0" name="image1.png"/>
                     <pic:cNvPicPr preferRelativeResize="0"/>
                   </pic:nvPicPr>
                   <pic:blipFill>
@@ -739,24 +779,27 @@
         <w:ind w:left="0" w:firstLine="0"/>
         <w:rPr>
           <w:b w:val="1"/>
-        </w:rPr>
-      </w:pPr>
-      <w:r>
-        <w:rPr>
-          <w:rtl w:val="0"/>
-        </w:rPr>
-      </w:r>
-    </w:p>
-    <w:p>
-      <w:pPr>
-        <w:ind w:left="0" w:firstLine="0"/>
-        <w:rPr>
-          <w:b w:val="1"/>
-        </w:rPr>
-      </w:pPr>
-      <w:r>
-        <w:rPr>
-          <w:b w:val="1"/>
+          <w:bCs w:val="1"/>
+        </w:rPr>
+      </w:pPr>
+      <w:r>
+        <w:rPr>
+          <w:rtl w:val="0"/>
+        </w:rPr>
+      </w:r>
+    </w:p>
+    <w:p>
+      <w:pPr>
+        <w:ind w:left="0" w:firstLine="0"/>
+        <w:rPr>
+          <w:b w:val="1"/>
+          <w:bCs w:val="1"/>
+        </w:rPr>
+      </w:pPr>
+      <w:r>
+        <w:rPr>
+          <w:b w:val="1"/>
+          <w:bCs w:val="1"/>
           <w:rtl w:val="0"/>
         </w:rPr>
         <w:t xml:space="preserve">     </w:t>
@@ -768,19 +811,21 @@
         <w:ind w:left="0" w:firstLine="0"/>
         <w:rPr>
           <w:b w:val="1"/>
-        </w:rPr>
-      </w:pPr>
-      <w:r>
-        <w:rPr>
-          <w:rtl w:val="0"/>
-        </w:rPr>
-      </w:r>
-    </w:p>
-    <w:p>
-      <w:pPr>
-        <w:ind w:left="0" w:firstLine="0"/>
-        <w:rPr>
-          <w:b w:val="1"/>
+          <w:bCs w:val="1"/>
+        </w:rPr>
+      </w:pPr>
+      <w:r>
+        <w:rPr>
+          <w:rtl w:val="0"/>
+        </w:rPr>
+      </w:r>
+    </w:p>
+    <w:p>
+      <w:pPr>
+        <w:ind w:left="0" w:firstLine="0"/>
+        <w:rPr>
+          <w:b w:val="1"/>
+          <w:bCs w:val="1"/>
         </w:rPr>
       </w:pPr>
       <w:r>
@@ -795,11 +840,13 @@
         <w:jc w:val="center"/>
         <w:rPr>
           <w:b w:val="1"/>
-        </w:rPr>
-      </w:pPr>
-      <w:r>
-        <w:rPr>
-          <w:b w:val="1"/>
+          <w:bCs w:val="1"/>
+        </w:rPr>
+      </w:pPr>
+      <w:r>
+        <w:rPr>
+          <w:b w:val="1"/>
+          <w:bCs w:val="1"/>
           <w:rtl w:val="0"/>
         </w:rPr>
         <w:t xml:space="preserve">Dra. Delma Adriana Noguera </w:t>
@@ -811,11 +858,13 @@
         <w:jc w:val="center"/>
         <w:rPr>
           <w:b w:val="1"/>
-        </w:rPr>
-      </w:pPr>
-      <w:r>
-        <w:rPr>
-          <w:b w:val="1"/>
+          <w:bCs w:val="1"/>
+        </w:rPr>
+      </w:pPr>
+      <w:r>
+        <w:rPr>
+          <w:b w:val="1"/>
+          <w:bCs w:val="1"/>
           <w:rtl w:val="0"/>
         </w:rPr>
         <w:t xml:space="preserve">Cardióloga Clínica</w:t>
@@ -827,11 +876,13 @@
         <w:jc w:val="center"/>
         <w:rPr>
           <w:b w:val="1"/>
-        </w:rPr>
-      </w:pPr>
-      <w:r>
-        <w:rPr>
-          <w:b w:val="1"/>
+          <w:bCs w:val="1"/>
+        </w:rPr>
+      </w:pPr>
+      <w:r>
+        <w:rPr>
+          <w:b w:val="1"/>
+          <w:bCs w:val="1"/>
           <w:rtl w:val="0"/>
         </w:rPr>
         <w:t xml:space="preserve">MP235697</w:t>
@@ -877,12 +928,12 @@
         <wp:inline distB="114300" distT="114300" distL="114300" distR="114300">
           <wp:extent cx="2062163" cy="784444"/>
           <wp:effectExtent b="0" l="0" r="0" t="0"/>
-          <wp:docPr id="4" name="image1.png"/>
+          <wp:docPr id="6" name="image2.png"/>
           <a:graphic>
             <a:graphicData uri="http://schemas.openxmlformats.org/drawingml/2006/picture">
               <pic:pic>
                 <pic:nvPicPr>
-                  <pic:cNvPr id="0" name="image1.png"/>
+                  <pic:cNvPr id="0" name="image2.png"/>
                   <pic:cNvPicPr preferRelativeResize="0"/>
                 </pic:nvPicPr>
                 <pic:blipFill>
@@ -1065,11 +1116,19 @@
       </w:pPr>
     </w:pPrDefault>
   </w:docDefaults>
+  <w:style w:type="table" w:styleId="TableNormal" w:default="1">
+    <w:name w:val="TableNormal"/>
+    <w:tblPr>
+      <w:tblCellMar>
+        <w:top w:w="100.0" w:type="dxa"/>
+        <w:left w:w="100.0" w:type="dxa"/>
+        <w:bottom w:w="100.0" w:type="dxa"/>
+        <w:right w:w="100.0" w:type="dxa"/>
+      </w:tblCellMar>
+    </w:tblPr>
+  </w:style>
   <w:style w:type="paragraph" w:styleId="Normal" w:default="1">
     <w:name w:val="normal"/>
-  </w:style>
-  <w:style w:type="table" w:styleId="TableNormal" w:default="1">
-    <w:name w:val="Table Normal"/>
   </w:style>
   <w:style w:type="paragraph" w:styleId="Heading1">
     <w:name w:val="heading 1"/>
@@ -1098,6 +1157,7 @@
     </w:pPr>
     <w:rPr>
       <w:b w:val="0"/>
+      <w:bCs w:val="0"/>
       <w:sz w:val="32"/>
       <w:szCs w:val="32"/>
     </w:rPr>
@@ -1114,6 +1174,7 @@
     </w:pPr>
     <w:rPr>
       <w:b w:val="0"/>
+      <w:bCs w:val="0"/>
       <w:color w:val="434343"/>
       <w:sz w:val="28"/>
       <w:szCs w:val="28"/>
@@ -1163,6 +1224,7 @@
     </w:pPr>
     <w:rPr>
       <w:i w:val="1"/>
+      <w:iCs w:val="1"/>
       <w:color w:val="666666"/>
       <w:sz w:val="22"/>
       <w:szCs w:val="22"/>
@@ -1189,235 +1251,17 @@
   <w:style w:type="table" w:styleId="TableNormal" w:default="1">
     <w:name w:val="Table Normal"/>
   </w:style>
-  <w:style w:type="paragraph" w:styleId="Heading1">
-    <w:name w:val="heading 1"/>
-    <w:basedOn w:val="Normal"/>
-    <w:next w:val="Normal"/>
-    <w:pPr>
-      <w:keepNext w:val="1"/>
-      <w:keepLines w:val="1"/>
-      <w:pageBreakBefore w:val="0"/>
-      <w:spacing w:after="120" w:before="400" w:lineRule="auto"/>
-    </w:pPr>
-    <w:rPr>
-      <w:sz w:val="40"/>
-      <w:szCs w:val="40"/>
-    </w:rPr>
+  <w:style w:type="paragraph" w:styleId="Normal" w:default="1">
+    <w:name w:val="normal"/>
   </w:style>
-  <w:style w:type="paragraph" w:styleId="Heading2">
-    <w:name w:val="heading 2"/>
-    <w:basedOn w:val="Normal"/>
-    <w:next w:val="Normal"/>
-    <w:pPr>
-      <w:keepNext w:val="1"/>
-      <w:keepLines w:val="1"/>
-      <w:pageBreakBefore w:val="0"/>
-      <w:spacing w:after="120" w:before="360" w:lineRule="auto"/>
-    </w:pPr>
-    <w:rPr>
-      <w:b w:val="0"/>
-      <w:sz w:val="32"/>
-      <w:szCs w:val="32"/>
-    </w:rPr>
-  </w:style>
-  <w:style w:type="paragraph" w:styleId="Heading3">
-    <w:name w:val="heading 3"/>
-    <w:basedOn w:val="Normal"/>
-    <w:next w:val="Normal"/>
-    <w:pPr>
-      <w:keepNext w:val="1"/>
-      <w:keepLines w:val="1"/>
-      <w:pageBreakBefore w:val="0"/>
-      <w:spacing w:after="80" w:before="320" w:lineRule="auto"/>
-    </w:pPr>
-    <w:rPr>
-      <w:b w:val="0"/>
-      <w:color w:val="434343"/>
-      <w:sz w:val="28"/>
-      <w:szCs w:val="28"/>
-    </w:rPr>
-  </w:style>
-  <w:style w:type="paragraph" w:styleId="Heading4">
-    <w:name w:val="heading 4"/>
-    <w:basedOn w:val="Normal"/>
-    <w:next w:val="Normal"/>
-    <w:pPr>
-      <w:keepNext w:val="1"/>
-      <w:keepLines w:val="1"/>
-      <w:pageBreakBefore w:val="0"/>
-      <w:spacing w:after="80" w:before="280" w:lineRule="auto"/>
-    </w:pPr>
-    <w:rPr>
-      <w:color w:val="666666"/>
-      <w:sz w:val="24"/>
-      <w:szCs w:val="24"/>
-    </w:rPr>
-  </w:style>
-  <w:style w:type="paragraph" w:styleId="Heading5">
-    <w:name w:val="heading 5"/>
-    <w:basedOn w:val="Normal"/>
-    <w:next w:val="Normal"/>
-    <w:pPr>
-      <w:keepNext w:val="1"/>
-      <w:keepLines w:val="1"/>
-      <w:pageBreakBefore w:val="0"/>
-      <w:spacing w:after="80" w:before="240" w:lineRule="auto"/>
-    </w:pPr>
-    <w:rPr>
-      <w:color w:val="666666"/>
-      <w:sz w:val="22"/>
-      <w:szCs w:val="22"/>
-    </w:rPr>
-  </w:style>
-  <w:style w:type="paragraph" w:styleId="Heading6">
-    <w:name w:val="heading 6"/>
-    <w:basedOn w:val="Normal"/>
-    <w:next w:val="Normal"/>
-    <w:pPr>
-      <w:keepNext w:val="1"/>
-      <w:keepLines w:val="1"/>
-      <w:pageBreakBefore w:val="0"/>
-      <w:spacing w:after="80" w:before="240" w:lineRule="auto"/>
-    </w:pPr>
-    <w:rPr>
-      <w:i w:val="1"/>
-      <w:color w:val="666666"/>
-      <w:sz w:val="22"/>
-      <w:szCs w:val="22"/>
-    </w:rPr>
-  </w:style>
-  <w:style w:type="paragraph" w:styleId="Title">
-    <w:name w:val="Title"/>
-    <w:basedOn w:val="Normal"/>
-    <w:next w:val="Normal"/>
-    <w:pPr>
-      <w:keepNext w:val="1"/>
-      <w:keepLines w:val="1"/>
-      <w:pageBreakBefore w:val="0"/>
-      <w:spacing w:after="60" w:before="0" w:lineRule="auto"/>
-    </w:pPr>
-    <w:rPr>
-      <w:sz w:val="52"/>
-      <w:szCs w:val="52"/>
-    </w:rPr>
+  <w:style w:type="table" w:styleId="TableNormal" w:default="1">
+    <w:name w:val="Table Normal"/>
   </w:style>
   <w:style w:type="paragraph" w:styleId="Normal" w:default="1">
     <w:name w:val="normal"/>
   </w:style>
   <w:style w:type="table" w:styleId="TableNormal" w:default="1">
     <w:name w:val="Table Normal"/>
-  </w:style>
-  <w:style w:type="paragraph" w:styleId="Heading1">
-    <w:name w:val="heading 1"/>
-    <w:basedOn w:val="Normal"/>
-    <w:next w:val="Normal"/>
-    <w:pPr>
-      <w:keepNext w:val="1"/>
-      <w:keepLines w:val="1"/>
-      <w:pageBreakBefore w:val="0"/>
-      <w:spacing w:after="120" w:before="400" w:lineRule="auto"/>
-    </w:pPr>
-    <w:rPr>
-      <w:sz w:val="40"/>
-      <w:szCs w:val="40"/>
-    </w:rPr>
-  </w:style>
-  <w:style w:type="paragraph" w:styleId="Heading2">
-    <w:name w:val="heading 2"/>
-    <w:basedOn w:val="Normal"/>
-    <w:next w:val="Normal"/>
-    <w:pPr>
-      <w:keepNext w:val="1"/>
-      <w:keepLines w:val="1"/>
-      <w:pageBreakBefore w:val="0"/>
-      <w:spacing w:after="120" w:before="360" w:lineRule="auto"/>
-    </w:pPr>
-    <w:rPr>
-      <w:b w:val="0"/>
-      <w:sz w:val="32"/>
-      <w:szCs w:val="32"/>
-    </w:rPr>
-  </w:style>
-  <w:style w:type="paragraph" w:styleId="Heading3">
-    <w:name w:val="heading 3"/>
-    <w:basedOn w:val="Normal"/>
-    <w:next w:val="Normal"/>
-    <w:pPr>
-      <w:keepNext w:val="1"/>
-      <w:keepLines w:val="1"/>
-      <w:pageBreakBefore w:val="0"/>
-      <w:spacing w:after="80" w:before="320" w:lineRule="auto"/>
-    </w:pPr>
-    <w:rPr>
-      <w:b w:val="0"/>
-      <w:color w:val="434343"/>
-      <w:sz w:val="28"/>
-      <w:szCs w:val="28"/>
-    </w:rPr>
-  </w:style>
-  <w:style w:type="paragraph" w:styleId="Heading4">
-    <w:name w:val="heading 4"/>
-    <w:basedOn w:val="Normal"/>
-    <w:next w:val="Normal"/>
-    <w:pPr>
-      <w:keepNext w:val="1"/>
-      <w:keepLines w:val="1"/>
-      <w:pageBreakBefore w:val="0"/>
-      <w:spacing w:after="80" w:before="280" w:lineRule="auto"/>
-    </w:pPr>
-    <w:rPr>
-      <w:color w:val="666666"/>
-      <w:sz w:val="24"/>
-      <w:szCs w:val="24"/>
-    </w:rPr>
-  </w:style>
-  <w:style w:type="paragraph" w:styleId="Heading5">
-    <w:name w:val="heading 5"/>
-    <w:basedOn w:val="Normal"/>
-    <w:next w:val="Normal"/>
-    <w:pPr>
-      <w:keepNext w:val="1"/>
-      <w:keepLines w:val="1"/>
-      <w:pageBreakBefore w:val="0"/>
-      <w:spacing w:after="80" w:before="240" w:lineRule="auto"/>
-    </w:pPr>
-    <w:rPr>
-      <w:color w:val="666666"/>
-      <w:sz w:val="22"/>
-      <w:szCs w:val="22"/>
-    </w:rPr>
-  </w:style>
-  <w:style w:type="paragraph" w:styleId="Heading6">
-    <w:name w:val="heading 6"/>
-    <w:basedOn w:val="Normal"/>
-    <w:next w:val="Normal"/>
-    <w:pPr>
-      <w:keepNext w:val="1"/>
-      <w:keepLines w:val="1"/>
-      <w:pageBreakBefore w:val="0"/>
-      <w:spacing w:after="80" w:before="240" w:lineRule="auto"/>
-    </w:pPr>
-    <w:rPr>
-      <w:i w:val="1"/>
-      <w:color w:val="666666"/>
-      <w:sz w:val="22"/>
-      <w:szCs w:val="22"/>
-    </w:rPr>
-  </w:style>
-  <w:style w:type="paragraph" w:styleId="Title">
-    <w:name w:val="Title"/>
-    <w:basedOn w:val="Normal"/>
-    <w:next w:val="Normal"/>
-    <w:pPr>
-      <w:keepNext w:val="1"/>
-      <w:keepLines w:val="1"/>
-      <w:pageBreakBefore w:val="0"/>
-      <w:spacing w:after="60" w:before="0" w:lineRule="auto"/>
-    </w:pPr>
-    <w:rPr>
-      <w:sz w:val="52"/>
-      <w:szCs w:val="52"/>
-    </w:rPr>
   </w:style>
   <w:style w:type="paragraph" w:styleId="Subtitle">
     <w:name w:val="Subtitle"/>
@@ -1432,42 +1276,7 @@
     <w:rPr>
       <w:rFonts w:ascii="Arial" w:cs="Arial" w:eastAsia="Arial" w:hAnsi="Arial"/>
       <w:i w:val="0"/>
-      <w:color w:val="666666"/>
-      <w:sz w:val="30"/>
-      <w:szCs w:val="30"/>
-    </w:rPr>
-  </w:style>
-  <w:style w:type="paragraph" w:styleId="Subtitle">
-    <w:name w:val="Subtitle"/>
-    <w:basedOn w:val="Normal"/>
-    <w:next w:val="Normal"/>
-    <w:pPr>
-      <w:keepNext w:val="1"/>
-      <w:keepLines w:val="1"/>
-      <w:pageBreakBefore w:val="0"/>
-      <w:spacing w:after="320" w:before="0" w:lineRule="auto"/>
-    </w:pPr>
-    <w:rPr>
-      <w:rFonts w:ascii="Arial" w:cs="Arial" w:eastAsia="Arial" w:hAnsi="Arial"/>
-      <w:i w:val="0"/>
-      <w:color w:val="666666"/>
-      <w:sz w:val="30"/>
-      <w:szCs w:val="30"/>
-    </w:rPr>
-  </w:style>
-  <w:style w:type="paragraph" w:styleId="Subtitle">
-    <w:name w:val="Subtitle"/>
-    <w:basedOn w:val="Normal"/>
-    <w:next w:val="Normal"/>
-    <w:pPr>
-      <w:keepNext w:val="1"/>
-      <w:keepLines w:val="1"/>
-      <w:pageBreakBefore w:val="0"/>
-      <w:spacing w:after="320" w:before="0" w:lineRule="auto"/>
-    </w:pPr>
-    <w:rPr>
-      <w:rFonts w:ascii="Arial" w:cs="Arial" w:eastAsia="Arial" w:hAnsi="Arial"/>
-      <w:i w:val="0"/>
+      <w:iCs w:val="0"/>
       <w:color w:val="666666"/>
       <w:sz w:val="30"/>
       <w:szCs w:val="30"/>
@@ -1798,7 +1607,7 @@
 
 <file path=customXML/item1.xml><?xml version="1.0" encoding="utf-8"?>
 <go:gDocsCustomXmlDataStorage xmlns:go="http://customooxmlschemas.google.com/" xmlns:r="http://schemas.openxmlformats.org/officeDocument/2006/relationships" uri="GoogleDocsCustomDataVersion2">
-  <go:docsCustomData xmlns:go="http://customooxmlschemas.google.com/" roundtripDataSignature="AMtx7mh43hWrxwpj0zFf+LjK0kZ7b9eoqA==">CgMxLjAyCGguZ2pkZ3hzMgloLjMwajB6bGw4AHIhMXBSWERrWTd6Vjk0a3pIVERVaG5UbVpGdWxqeVZvV2kw</go:docsCustomData>
+  <go:docsCustomData xmlns:go="http://customooxmlschemas.google.com/" roundtripDataSignature="AMtx7mjS28g9M8pZKEV+ZkI+NymsqBBhBQ==">CgMxLjAyCGguZ2pkZ3hzMgloLjMwajB6bGw4AHIhMS1QTE9pVV9ENTJnZmxyWGx2SktCUXZPQ29PSE1DeUo2</go:docsCustomData>
 </go:gDocsCustomXmlDataStorage>
 </file>
 
